--- a/秘密保持契約書（草案）.docx
+++ b/秘密保持契約書（草案）.docx
@@ -47,7 +47,7 @@
           <w:sz w:val="21"/>
           <w:szCs w:val="21"/>
         </w:rPr>
-        <w:t xml:space="preserve">［氏名・屋号等］（以下「甲」という。）と［氏名・屋号等］（以下「乙」という。）は、AI（人工知能）関連技術・サービス及びその他業務上有用なツールに関する情報交換並びに意見交換（以下「本情報交換」という。）を行うにあたり、その過程で知り得る秘密情報の取扱いについて、以下のとおり秘密保持契約（以下「本契約」という。）を締結する。</w:t>
+        <w:t xml:space="preserve">［氏名・屋号等］（以下「甲」という。）と鶴田唯菜（つるたゆいな）（以下「乙」という。）は、AI（人工知能）関連技術・サービス及びその他業務上有用なツールに関する情報交換並びに意見交換（以下「本情報交換」という。）を行うにあたり、その過程で知り得る秘密情報の取扱いについて、以下のとおり秘密保持契約（以下「本契約」という。）を締結する。</w:t>
       </w:r>
     </w:p>
     <w:p>
@@ -898,7 +898,7 @@
                 <w:sz w:val="21"/>
                 <w:szCs w:val="21"/>
               </w:rPr>
-              <w:t xml:space="preserve">住所　　　　：［　　　　　　　　　　　　　　　　　　　］</w:t>
+              <w:t xml:space="preserve">住所　　　　：〒921-8055　石川県金沢市西金沢新町11番　ヴィラコートキャロット六番館205号室</w:t>
             </w:r>
           </w:p>
           <w:p>
@@ -975,7 +975,7 @@
                 <w:sz w:val="21"/>
                 <w:szCs w:val="21"/>
               </w:rPr>
-              <w:t xml:space="preserve">氏名（屋号）：［　　　　　　　　　　　　　　　　　　　］</w:t>
+              <w:t xml:space="preserve">氏名（屋号）：鶴田　唯菜（つるた　ゆいな）</w:t>
             </w:r>
           </w:p>
           <w:p>
@@ -991,7 +991,7 @@
                 <w:sz w:val="21"/>
                 <w:szCs w:val="21"/>
               </w:rPr>
-              <w:t xml:space="preserve">住所　　　　：［　　　　　　　　　　　　　　　　　　　］</w:t>
+              <w:t xml:space="preserve">住所　　　　：〒816-0848　福岡県春日市白水池3-193-2</w:t>
             </w:r>
           </w:p>
           <w:p>
@@ -1075,7 +1075,24 @@
           <w:sz w:val="21"/>
           <w:szCs w:val="21"/>
         </w:rPr>
-        <w:t xml:space="preserve">・ 甲・乙双方の正式な氏名／屋号・住所・連絡先</w:t>
+        <w:t xml:space="preserve">・ 甲の氏名／屋号</w:t>
+      </w:r>
+    </w:p>
+    <w:p>
+      <w:pPr>
+        <w:spacing w:after="100" w:before="0" w:line="360"/>
+        <w:ind w:left="431"/>
+        <w:jc w:val="left"/>
+      </w:pPr>
+      <w:r>
+        <w:rPr>
+          <w:rFonts w:ascii="游明朝" w:cs="游明朝" w:eastAsia="游明朝" w:hAnsi="游明朝"/>
+          <w:b w:val="false"/>
+          <w:bCs w:val="false"/>
+          <w:sz w:val="21"/>
+          <w:szCs w:val="21"/>
+        </w:rPr>
+        <w:t xml:space="preserve">・ 甲・乙双方の連絡先（電話番号・メールアドレス等）</w:t>
       </w:r>
     </w:p>
     <w:p>

--- a/秘密保持契約書（草案）.docx
+++ b/秘密保持契約書（草案）.docx
@@ -47,7 +47,7 @@
           <w:sz w:val="21"/>
           <w:szCs w:val="21"/>
         </w:rPr>
-        <w:t xml:space="preserve">［氏名・屋号等］（以下「甲」という。）と鶴田唯菜（つるたゆいな）（以下「乙」という。）は、AI（人工知能）関連技術・サービス及びその他業務上有用なツールに関する情報交換並びに意見交換（以下「本情報交換」という。）を行うにあたり、その過程で知り得る秘密情報の取扱いについて、以下のとおり秘密保持契約（以下「本契約」という。）を締結する。</w:t>
+        <w:t xml:space="preserve">木挽悠太（以下「甲」という。）と鶴田唯菜（つるたゆいな）（以下「乙」という。）は、AI（人工知能）関連技術・サービス及びその他業務上有用なツールに関する情報交換並びに意見交換（以下「本情報交換」という。）を行うにあたり、その過程で知り得る秘密情報の取扱いについて、以下のとおり秘密保持契約（以下「本契約」という。）を締結する。</w:t>
       </w:r>
     </w:p>
     <w:p>
@@ -882,7 +882,7 @@
                 <w:sz w:val="21"/>
                 <w:szCs w:val="21"/>
               </w:rPr>
-              <w:t xml:space="preserve">氏名（屋号）：［　　　　　　　　　　　　　　　　　　　］</w:t>
+              <w:t xml:space="preserve">氏名（屋号）：木挽　悠太</w:t>
             </w:r>
           </w:p>
           <w:p>
@@ -1059,23 +1059,6 @@
           <w:szCs w:val="21"/>
         </w:rPr>
         <w:t xml:space="preserve">追記予定メモ（本草案では未確定の項目）</w:t>
-      </w:r>
-    </w:p>
-    <w:p>
-      <w:pPr>
-        <w:spacing w:after="100" w:before="0" w:line="360"/>
-        <w:ind w:left="431"/>
-        <w:jc w:val="left"/>
-      </w:pPr>
-      <w:r>
-        <w:rPr>
-          <w:rFonts w:ascii="游明朝" w:cs="游明朝" w:eastAsia="游明朝" w:hAnsi="游明朝"/>
-          <w:b w:val="false"/>
-          <w:bCs w:val="false"/>
-          <w:sz w:val="21"/>
-          <w:szCs w:val="21"/>
-        </w:rPr>
-        <w:t xml:space="preserve">・ 甲の氏名／屋号</w:t>
       </w:r>
     </w:p>
     <w:p>

--- a/秘密保持契約書（草案）.docx
+++ b/秘密保持契約書（草案）.docx
@@ -472,7 +472,7 @@
           <w:sz w:val="21"/>
           <w:szCs w:val="21"/>
         </w:rPr>
-        <w:t xml:space="preserve">1. 本契約の有効期間は、契約締結日から満［　　］年間とする。ただし、期間満了の［1か月／3か月］前までに甲乙いずれからも書面による別段の意思表示がない場合、本契約は同一条件でさらに1年間自動的に更新されるものとし、以後も同様とする。</w:t>
+        <w:t xml:space="preserve">1. 本契約の有効期間は、契約締結日から満3か月間とする。ただし、期間満了の1か月前までに甲乙いずれからも書面による別段の意思表示がない場合、本契約は同一条件でさらに3か月間自動的に更新されるものとし、以後も同様とする。</w:t>
       </w:r>
     </w:p>
     <w:p>
@@ -824,7 +824,7 @@
           <w:sz w:val="21"/>
           <w:szCs w:val="21"/>
         </w:rPr>
-        <w:t xml:space="preserve">契約締結日：　　　　年　　月　　日</w:t>
+        <w:t xml:space="preserve">契約締結日：2026年9月20日</w:t>
       </w:r>
     </w:p>
     <w:tbl>
@@ -1075,41 +1075,7 @@
           <w:sz w:val="21"/>
           <w:szCs w:val="21"/>
         </w:rPr>
-        <w:t xml:space="preserve">・ 甲・乙双方の連絡先（電話番号・メールアドレス等）</w:t>
-      </w:r>
-    </w:p>
-    <w:p>
-      <w:pPr>
-        <w:spacing w:after="100" w:before="0" w:line="360"/>
-        <w:ind w:left="431"/>
-        <w:jc w:val="left"/>
-      </w:pPr>
-      <w:r>
-        <w:rPr>
-          <w:rFonts w:ascii="游明朝" w:cs="游明朝" w:eastAsia="游明朝" w:hAnsi="游明朝"/>
-          <w:b w:val="false"/>
-          <w:bCs w:val="false"/>
-          <w:sz w:val="21"/>
-          <w:szCs w:val="21"/>
-        </w:rPr>
-        <w:t xml:space="preserve">・ 契約締結日</w:t>
-      </w:r>
-    </w:p>
-    <w:p>
-      <w:pPr>
-        <w:spacing w:after="100" w:before="0" w:line="360"/>
-        <w:ind w:left="431"/>
-        <w:jc w:val="left"/>
-      </w:pPr>
-      <w:r>
-        <w:rPr>
-          <w:rFonts w:ascii="游明朝" w:cs="游明朝" w:eastAsia="游明朝" w:hAnsi="游明朝"/>
-          <w:b w:val="false"/>
-          <w:bCs w:val="false"/>
-          <w:sz w:val="21"/>
-          <w:szCs w:val="21"/>
-        </w:rPr>
-        <w:t xml:space="preserve">・ 有効期間の年数（第7条第1項の空欄、例：1年・2年・3年）</w:t>
+        <w:t xml:space="preserve">・ 甲・乙双方の連絡先（電話番号・メールアドレス等）※必須ではないが、通知手段として記載を推奨</w:t>
       </w:r>
     </w:p>
     <w:p>
@@ -1143,7 +1109,7 @@
           <w:sz w:val="21"/>
           <w:szCs w:val="21"/>
         </w:rPr>
-        <w:t xml:space="preserve">・ 合意管轄裁判所（第14条第2項の空欄、通常は甲又は乙の住所地を管轄する裁判所）</w:t>
+        <w:t xml:space="preserve">・ 合意管轄裁判所（第14条第2項の空欄）※必須ではないが、甲乙の住所地が離れているため記載を推奨</w:t>
       </w:r>
     </w:p>
     <w:p>

--- a/秘密保持契約書（草案）.docx
+++ b/秘密保持契約書（草案）.docx
@@ -726,41 +726,23 @@
           <w:sz w:val="22"/>
           <w:szCs w:val="22"/>
         </w:rPr>
-        <w:t xml:space="preserve">第14条（準拠法及び合意管轄）</w:t>
-      </w:r>
-    </w:p>
-    <w:p>
-      <w:pPr>
-        <w:spacing w:after="100" w:before="0" w:line="360"/>
-        <w:ind w:left="431"/>
-        <w:jc w:val="left"/>
-      </w:pPr>
-      <w:r>
-        <w:rPr>
-          <w:rFonts w:ascii="游明朝" w:cs="游明朝" w:eastAsia="游明朝" w:hAnsi="游明朝"/>
-          <w:b w:val="false"/>
-          <w:bCs w:val="false"/>
-          <w:sz w:val="21"/>
-          <w:szCs w:val="21"/>
-        </w:rPr>
-        <w:t xml:space="preserve">1. 本契約は、日本法に準拠し、これに従って解釈されるものとする。</w:t>
-      </w:r>
-    </w:p>
-    <w:p>
-      <w:pPr>
-        <w:spacing w:after="100" w:before="0" w:line="360"/>
-        <w:ind w:left="431"/>
-        <w:jc w:val="left"/>
-      </w:pPr>
-      <w:r>
-        <w:rPr>
-          <w:rFonts w:ascii="游明朝" w:cs="游明朝" w:eastAsia="游明朝" w:hAnsi="游明朝"/>
-          <w:b w:val="false"/>
-          <w:bCs w:val="false"/>
-          <w:sz w:val="21"/>
-          <w:szCs w:val="21"/>
-        </w:rPr>
-        <w:t xml:space="preserve">2. 本契約に関して甲乙間に生じた紛争については、［　　　　地方裁判所／簡易裁判所］を第一審の専属的合意管轄裁判所とする。</w:t>
+        <w:t xml:space="preserve">第14条（準拠法）</w:t>
+      </w:r>
+    </w:p>
+    <w:p>
+      <w:pPr>
+        <w:spacing w:after="160" w:before="0" w:line="360"/>
+        <w:jc w:val="left"/>
+      </w:pPr>
+      <w:r>
+        <w:rPr>
+          <w:rFonts w:ascii="游明朝" w:cs="游明朝" w:eastAsia="游明朝" w:hAnsi="游明朝"/>
+          <w:b w:val="false"/>
+          <w:bCs w:val="false"/>
+          <w:sz w:val="21"/>
+          <w:szCs w:val="21"/>
+        </w:rPr>
+        <w:t xml:space="preserve">本契約は、日本法に準拠し、これに従って解釈されるものとする。</w:t>
       </w:r>
     </w:p>
     <w:p>
@@ -899,22 +881,6 @@
                 <w:szCs w:val="21"/>
               </w:rPr>
               <w:t xml:space="preserve">住所　　　　：〒921-8055　石川県金沢市西金沢新町11番　ヴィラコートキャロット六番館205号室</w:t>
-            </w:r>
-          </w:p>
-          <w:p>
-            <w:pPr>
-              <w:spacing w:after="120" w:before="0" w:line="360"/>
-              <w:jc w:val="left"/>
-            </w:pPr>
-            <w:r>
-              <w:rPr>
-                <w:rFonts w:ascii="游明朝" w:cs="游明朝" w:eastAsia="游明朝" w:hAnsi="游明朝"/>
-                <w:b w:val="false"/>
-                <w:bCs w:val="false"/>
-                <w:sz w:val="21"/>
-                <w:szCs w:val="21"/>
-              </w:rPr>
-              <w:t xml:space="preserve">連絡先　　　：［　　　　　　　　　　　　　　　　　　　］</w:t>
             </w:r>
           </w:p>
           <w:p>
@@ -1007,22 +973,6 @@
                 <w:sz w:val="21"/>
                 <w:szCs w:val="21"/>
               </w:rPr>
-              <w:t xml:space="preserve">連絡先　　　：［　　　　　　　　　　　　　　　　　　　］</w:t>
-            </w:r>
-          </w:p>
-          <w:p>
-            <w:pPr>
-              <w:spacing w:after="120" w:before="0" w:line="360"/>
-              <w:jc w:val="left"/>
-            </w:pPr>
-            <w:r>
-              <w:rPr>
-                <w:rFonts w:ascii="游明朝" w:cs="游明朝" w:eastAsia="游明朝" w:hAnsi="游明朝"/>
-                <w:b w:val="false"/>
-                <w:bCs w:val="false"/>
-                <w:sz w:val="21"/>
-                <w:szCs w:val="21"/>
-              </w:rPr>
               <w:t xml:space="preserve">署名／記名捺印：</w:t>
             </w:r>
           </w:p>
@@ -1075,41 +1025,7 @@
           <w:sz w:val="21"/>
           <w:szCs w:val="21"/>
         </w:rPr>
-        <w:t xml:space="preserve">・ 甲・乙双方の連絡先（電話番号・メールアドレス等）※必須ではないが、通知手段として記載を推奨</w:t>
-      </w:r>
-    </w:p>
-    <w:p>
-      <w:pPr>
-        <w:spacing w:after="100" w:before="0" w:line="360"/>
-        <w:ind w:left="431"/>
-        <w:jc w:val="left"/>
-      </w:pPr>
-      <w:r>
-        <w:rPr>
-          <w:rFonts w:ascii="游明朝" w:cs="游明朝" w:eastAsia="游明朝" w:hAnsi="游明朝"/>
-          <w:b w:val="false"/>
-          <w:bCs w:val="false"/>
-          <w:sz w:val="21"/>
-          <w:szCs w:val="21"/>
-        </w:rPr>
         <w:t xml:space="preserve">・ 存続期間の年数（第7条第2項の空欄、例：3年・5年）</w:t>
-      </w:r>
-    </w:p>
-    <w:p>
-      <w:pPr>
-        <w:spacing w:after="100" w:before="0" w:line="360"/>
-        <w:ind w:left="431"/>
-        <w:jc w:val="left"/>
-      </w:pPr>
-      <w:r>
-        <w:rPr>
-          <w:rFonts w:ascii="游明朝" w:cs="游明朝" w:eastAsia="游明朝" w:hAnsi="游明朝"/>
-          <w:b w:val="false"/>
-          <w:bCs w:val="false"/>
-          <w:sz w:val="21"/>
-          <w:szCs w:val="21"/>
-        </w:rPr>
-        <w:t xml:space="preserve">・ 合意管轄裁判所（第14条第2項の空欄）※必須ではないが、甲乙の住所地が離れているため記載を推奨</w:t>
       </w:r>
     </w:p>
     <w:p>

--- a/秘密保持契約書（草案）.docx
+++ b/秘密保持契約書（草案）.docx
@@ -460,36 +460,18 @@
     </w:p>
     <w:p>
       <w:pPr>
-        <w:spacing w:after="100" w:before="0" w:line="360"/>
-        <w:ind w:left="431"/>
-        <w:jc w:val="left"/>
-      </w:pPr>
-      <w:r>
-        <w:rPr>
-          <w:rFonts w:ascii="游明朝" w:cs="游明朝" w:eastAsia="游明朝" w:hAnsi="游明朝"/>
-          <w:b w:val="false"/>
-          <w:bCs w:val="false"/>
-          <w:sz w:val="21"/>
-          <w:szCs w:val="21"/>
-        </w:rPr>
-        <w:t xml:space="preserve">1. 本契約の有効期間は、契約締結日から満3か月間とする。ただし、期間満了の1か月前までに甲乙いずれからも書面による別段の意思表示がない場合、本契約は同一条件でさらに3か月間自動的に更新されるものとし、以後も同様とする。</w:t>
-      </w:r>
-    </w:p>
-    <w:p>
-      <w:pPr>
-        <w:spacing w:after="100" w:before="0" w:line="360"/>
-        <w:ind w:left="431"/>
-        <w:jc w:val="left"/>
-      </w:pPr>
-      <w:r>
-        <w:rPr>
-          <w:rFonts w:ascii="游明朝" w:cs="游明朝" w:eastAsia="游明朝" w:hAnsi="游明朝"/>
-          <w:b w:val="false"/>
-          <w:bCs w:val="false"/>
-          <w:sz w:val="21"/>
-          <w:szCs w:val="21"/>
-        </w:rPr>
-        <w:t xml:space="preserve">2. 前項の定めにかかわらず、第3条（秘密保持義務）、第4条（使用目的の制限）、第8条（返還・破棄）及び第9条（損害賠償）の規定は、本契約終了後も［3／5］年間存続するものとする。</w:t>
+        <w:spacing w:after="160" w:before="0" w:line="360"/>
+        <w:jc w:val="left"/>
+      </w:pPr>
+      <w:r>
+        <w:rPr>
+          <w:rFonts w:ascii="游明朝" w:cs="游明朝" w:eastAsia="游明朝" w:hAnsi="游明朝"/>
+          <w:b w:val="false"/>
+          <w:bCs w:val="false"/>
+          <w:sz w:val="21"/>
+          <w:szCs w:val="21"/>
+        </w:rPr>
+        <w:t xml:space="preserve">本契約の有効期間は、契約締結日から満3か月間とする。ただし、期間満了の1か月前までに甲乙いずれからも書面による別段の意思表示がない場合、本契約は同一条件でさらに3か月間自動的に更新されるものとし、以後も同様とする。</w:t>
       </w:r>
     </w:p>
     <w:p>
@@ -1025,23 +1007,6 @@
           <w:sz w:val="21"/>
           <w:szCs w:val="21"/>
         </w:rPr>
-        <w:t xml:space="preserve">・ 存続期間の年数（第7条第2項の空欄、例：3年・5年）</w:t>
-      </w:r>
-    </w:p>
-    <w:p>
-      <w:pPr>
-        <w:spacing w:after="100" w:before="0" w:line="360"/>
-        <w:ind w:left="431"/>
-        <w:jc w:val="left"/>
-      </w:pPr>
-      <w:r>
-        <w:rPr>
-          <w:rFonts w:ascii="游明朝" w:cs="游明朝" w:eastAsia="游明朝" w:hAnsi="游明朝"/>
-          <w:b w:val="false"/>
-          <w:bCs w:val="false"/>
-          <w:sz w:val="21"/>
-          <w:szCs w:val="21"/>
-        </w:rPr>
         <w:t xml:space="preserve">・ 記名捺印／電子署名のいずれで締結するか</w:t>
       </w:r>
     </w:p>

--- a/秘密保持契約書（草案）.docx
+++ b/秘密保持契約書（草案）.docx
@@ -745,22 +745,6 @@
     </w:p>
     <w:p>
       <w:pPr>
-        <w:spacing w:after="80" w:before="0" w:line="360"/>
-        <w:jc w:val="left"/>
-      </w:pPr>
-      <w:r>
-        <w:rPr>
-          <w:rFonts w:ascii="游明朝" w:cs="游明朝" w:eastAsia="游明朝" w:hAnsi="游明朝"/>
-          <w:b w:val="false"/>
-          <w:bCs w:val="false"/>
-          <w:sz w:val="21"/>
-          <w:szCs w:val="21"/>
-        </w:rPr>
-        <w:t xml:space="preserve">本契約締結の証として、本書電磁的記録を作成し、甲乙記名の上、各自その記録を保有する。</w:t>
-      </w:r>
-    </w:p>
-    <w:p>
-      <w:pPr>
         <w:spacing w:after="300" w:before="0" w:line="360"/>
         <w:jc w:val="left"/>
       </w:pPr>
@@ -769,10 +753,10 @@
           <w:rFonts w:ascii="游明朝" w:cs="游明朝" w:eastAsia="游明朝" w:hAnsi="游明朝"/>
           <w:b w:val="false"/>
           <w:bCs w:val="false"/>
-          <w:sz w:val="20"/>
-          <w:szCs w:val="20"/>
-        </w:rPr>
-        <w:t xml:space="preserve">（又は：本契約締結の証として本書2通を作成し、甲乙記名捺印の上、各1通を保有する。）</w:t>
+          <w:sz w:val="21"/>
+          <w:szCs w:val="21"/>
+        </w:rPr>
+        <w:t xml:space="preserve">本契約締結の証として本書2通を作成し、甲乙記名捺印の上、各1通を保有する。</w:t>
       </w:r>
     </w:p>
     <w:p>
@@ -961,55 +945,6 @@
         </w:tc>
       </w:tr>
     </w:tbl>
-    <w:p>
-      <w:pPr>
-        <w:pBdr>
-          <w:top w:val="single" w:color="999999" w:sz="6" w:space="1"/>
-        </w:pBdr>
-        <w:spacing w:after="160" w:before="400"/>
-      </w:pPr>
-      <w:r>
-        <w:rPr>
-          <w:rFonts w:ascii="游明朝" w:cs="游明朝" w:eastAsia="游明朝" w:hAnsi="游明朝"/>
-          <w:sz w:val="21"/>
-          <w:szCs w:val="21"/>
-        </w:rPr>
-        <w:t xml:space="preserve"/>
-      </w:r>
-    </w:p>
-    <w:p>
-      <w:pPr>
-        <w:spacing w:after="140" w:before="200" w:line="360"/>
-        <w:jc w:val="left"/>
-      </w:pPr>
-      <w:r>
-        <w:rPr>
-          <w:rFonts w:ascii="游明朝" w:cs="游明朝" w:eastAsia="游明朝" w:hAnsi="游明朝"/>
-          <w:b/>
-          <w:bCs/>
-          <w:sz w:val="21"/>
-          <w:szCs w:val="21"/>
-        </w:rPr>
-        <w:t xml:space="preserve">追記予定メモ（本草案では未確定の項目）</w:t>
-      </w:r>
-    </w:p>
-    <w:p>
-      <w:pPr>
-        <w:spacing w:after="100" w:before="0" w:line="360"/>
-        <w:ind w:left="431"/>
-        <w:jc w:val="left"/>
-      </w:pPr>
-      <w:r>
-        <w:rPr>
-          <w:rFonts w:ascii="游明朝" w:cs="游明朝" w:eastAsia="游明朝" w:hAnsi="游明朝"/>
-          <w:b w:val="false"/>
-          <w:bCs w:val="false"/>
-          <w:sz w:val="21"/>
-          <w:szCs w:val="21"/>
-        </w:rPr>
-        <w:t xml:space="preserve">・ 記名捺印／電子署名のいずれで締結するか</w:t>
-      </w:r>
-    </w:p>
     <w:sectPr>
       <w:pgSz w:w="11907" w:h="16840" w:orient="portrait"/>
       <w:pgMar w:top="1440" w:right="1584" w:bottom="1440" w:left="1584" w:header="708" w:footer="708" w:gutter="0"/>
